--- a/診断課題_配布資料.docx
+++ b/診断課題_配布資料.docx
@@ -14,7 +14,7 @@
           <w:sz w:val="24"/>
           <w:szCs w:val="24"/>
         </w:rPr>
-        <w:t xml:space="preserve">診断課題</w:t>
+        <w:t xml:space="preserve">診断課題　システム開発編</w:t>
       </w:r>
     </w:p>
     <w:p>
@@ -72,7 +72,7 @@
         <w:t xml:space="preserve">所要時間　</w:t>
       </w:r>
       <w:r>
-        <w:t xml:space="preserve">30分(課題A 10分、課題B 10分、課題C 5分、記入 5分)</w:t>
+        <w:t xml:space="preserve">30分(課題A 12分、課題B 10分、課題C 5分、見直し 3分)</w:t>
       </w:r>
     </w:p>
     <w:p>
@@ -85,10 +85,10 @@
           <w:bCs/>
           <w:color w:val="0F4C5C"/>
         </w:rPr>
-        <w:t xml:space="preserve">使ってよいもの　</w:t>
-      </w:r>
-      <w:r>
-        <w:t xml:space="preserve">Claude(他のAIでも可)、配布資料、メモ</w:t>
+        <w:t xml:space="preserve">使うもの　</w:t>
+      </w:r>
+      <w:r>
+        <w:t xml:space="preserve">この資料と筆記用具のみ。Claudeや他のAIは使いません</w:t>
       </w:r>
     </w:p>
     <w:p>
@@ -112,7 +112,7 @@
         <w:spacing w:after="200" w:line="300"/>
       </w:pPr>
       <w:r>
-        <w:t xml:space="preserve">これは正解を当てるテストではありません。普段AIを使うときと同じやり方で取り組んでください。自分の今の使い方の傾向を知るための課題です。</w:t>
+        <w:t xml:space="preserve">これは正解を当てるテストではありません。普段のコードレビューや障害対応で判断するのと同じ感覚で取り組んでください。AIの出力をどう扱うか、自分の今の傾向を知るための課題です。</w:t>
       </w:r>
     </w:p>
     <w:p>
@@ -128,7 +128,7 @@
           <w:sz w:val="32"/>
           <w:szCs w:val="32"/>
         </w:rPr>
-        <w:t xml:space="preserve">課題A　下書きを仕上げる(10分)</w:t>
+        <w:t xml:space="preserve">課題A　コードレビュー(12分)</w:t>
       </w:r>
     </w:p>
     <w:p>
@@ -136,7 +136,7 @@
         <w:spacing w:after="120" w:line="300"/>
       </w:pPr>
       <w:r>
-        <w:t xml:space="preserve">同僚がClaudeに書かせた案内メールの下書き(資料2)があります。元になった経理部の資料は資料1です。</w:t>
+        <w:t xml:space="preserve">同僚がClaudeに実装させた関数と、Claudeの説明があります(資料2)。元の仕様は資料1です。あなたはこのプルリクエストのレビュー担当です。</w:t>
       </w:r>
     </w:p>
     <w:tbl>
@@ -185,7 +185,7 @@
               <w:spacing w:after="0" w:line="300"/>
             </w:pPr>
             <w:r>
-              <w:t xml:space="preserve">資料2の下書きを、このまま社員に送れる状態に仕上げてください。Claudeを使っても構いません。仕上げたメール本文を提出用紙に書いてください。</w:t>
+              <w:t xml:space="preserve">資料2のコードをこのままマージしてよいか判断してください。問題があれば、箇所と理由を提出用紙に書いてください。最後に「マージ可」か「修正が必要」のどちらかを選んでください。</w:t>
             </w:r>
           </w:p>
         </w:tc>
@@ -212,7 +212,7 @@
           <w:sz w:val="22"/>
           <w:szCs w:val="22"/>
         </w:rPr>
-        <w:t xml:space="preserve">資料1　元資料</w:t>
+        <w:t xml:space="preserve">資料1　仕様</w:t>
       </w:r>
     </w:p>
     <w:tbl>
@@ -252,7 +252,7 @@
                 <w:bCs/>
                 <w:color w:val="0F4C5C"/>
               </w:rPr>
-              <w:t xml:space="preserve">経費精算ルール変更のお知らせ(要点)</w:t>
+              <w:t xml:space="preserve">会員ランク判定の仕様</w:t>
             </w:r>
           </w:p>
           <w:p>
@@ -265,7 +265,7 @@
                 <w:sz w:val="18"/>
                 <w:szCs w:val="18"/>
               </w:rPr>
-              <w:t xml:space="preserve">経理部からの共有事項。社員向け案内メールの元資料。</w:t>
+              <w:t xml:space="preserve">判定日を受け取り、会員のランクを返す関数を実装する。</w:t>
             </w:r>
           </w:p>
           <w:p>
@@ -278,7 +278,7 @@
               <w:spacing w:after="60" w:line="300"/>
             </w:pPr>
             <w:r>
-              <w:t xml:space="preserve">適用開始日：2026年4月1日提出分から</w:t>
+              <w:t xml:space="preserve">判定日時点で退会済みの会員は、ランク「なし」を返す</w:t>
             </w:r>
           </w:p>
           <w:p>
@@ -291,7 +291,7 @@
               <w:spacing w:after="60" w:line="300"/>
             </w:pPr>
             <w:r>
-              <w:t xml:space="preserve">対象：正社員。役員および契約社員は従来通り(今回の変更なし)</w:t>
+              <w:t xml:space="preserve">直近12か月(判定日の12か月前の同日以降、判定日まで)の注文の税込金額を合計する</w:t>
             </w:r>
           </w:p>
           <w:p>
@@ -304,7 +304,7 @@
               <w:spacing w:after="60" w:line="300"/>
             </w:pPr>
             <w:r>
-              <w:t xml:space="preserve">精算システムが旧システムから新システム(クラウド)に変わる</w:t>
+              <w:t xml:space="preserve">ステータスが「キャンセル」の注文は、合計に含めない</w:t>
             </w:r>
           </w:p>
           <w:p>
@@ -317,7 +317,7 @@
               <w:spacing w:after="60" w:line="300"/>
             </w:pPr>
             <w:r>
-              <w:t xml:space="preserve">領収書は撮影してアップロードする。原本の経理部への提出は不要になる(ただし各自で6か月間保管)</w:t>
+              <w:t xml:space="preserve">合計が100,000円以上なら「ゴールド」</w:t>
             </w:r>
           </w:p>
           <w:p>
@@ -330,7 +330,7 @@
               <w:spacing w:after="60" w:line="300"/>
             </w:pPr>
             <w:r>
-              <w:t xml:space="preserve">申請締切：毎月10日から毎月5日に変更</w:t>
+              <w:t xml:space="preserve">合計が30,000円以上100,000円未満なら「シルバー」</w:t>
             </w:r>
           </w:p>
           <w:p>
@@ -343,7 +343,20 @@
               <w:spacing w:after="60" w:line="300"/>
             </w:pPr>
             <w:r>
-              <w:t xml:space="preserve">承認フロー：直属上長の承認のみ(これまでの部長承認は廃止)</w:t>
+              <w:t xml:space="preserve">それ未満は「ブロンズ」</w:t>
+            </w:r>
+          </w:p>
+          <w:p>
+            <w:pPr>
+              <w:spacing w:after="60" w:line="300"/>
+            </w:pPr>
+            <w:r>
+              <w:rPr>
+                <w:b/>
+                <w:bCs/>
+                <w:color w:val="0F4C5C"/>
+              </w:rPr>
+              <w:t xml:space="preserve">データ構造</w:t>
             </w:r>
           </w:p>
           <w:p>
@@ -351,12 +364,12 @@
               <w:pStyle w:val="ListParagraph"/>
               <w:numPr>
                 <w:ilvl w:val="0"/>
-                <w:numId w:val="2"/>
+                <w:numId w:val="3"/>
               </w:numPr>
               <w:spacing w:after="60" w:line="300"/>
             </w:pPr>
             <w:r>
-              <w:t xml:space="preserve">交通費はICカード履歴の取り込みに対応</w:t>
+              <w:t xml:space="preserve">member.withdrawn：退会済みなら True</w:t>
             </w:r>
           </w:p>
           <w:p>
@@ -364,12 +377,12 @@
               <w:pStyle w:val="ListParagraph"/>
               <w:numPr>
                 <w:ilvl w:val="0"/>
-                <w:numId w:val="2"/>
+                <w:numId w:val="3"/>
               </w:numPr>
               <w:spacing w:after="60" w:line="300"/>
             </w:pPr>
             <w:r>
-              <w:t xml:space="preserve">金額の上限に変更はない</w:t>
+              <w:t xml:space="preserve">order.amount：税込金額(整数、円)</w:t>
             </w:r>
           </w:p>
           <w:p>
@@ -377,12 +390,12 @@
               <w:pStyle w:val="ListParagraph"/>
               <w:numPr>
                 <w:ilvl w:val="0"/>
-                <w:numId w:val="2"/>
+                <w:numId w:val="3"/>
               </w:numPr>
               <w:spacing w:after="60" w:line="300"/>
             </w:pPr>
             <w:r>
-              <w:t xml:space="preserve">説明会：3月16日 15:00から オンライン開催</w:t>
+              <w:t xml:space="preserve">order.status："completed" または "cancelled"</w:t>
             </w:r>
           </w:p>
           <w:p>
@@ -390,12 +403,12 @@
               <w:pStyle w:val="ListParagraph"/>
               <w:numPr>
                 <w:ilvl w:val="0"/>
-                <w:numId w:val="2"/>
+                <w:numId w:val="3"/>
               </w:numPr>
               <w:spacing w:after="60" w:line="300"/>
             </w:pPr>
             <w:r>
-              <w:t xml:space="preserve">問い合わせ先：経理部 keiri@example.co.jp</w:t>
+              <w:t xml:space="preserve">order.ordered_at：注文日(date)</w:t>
             </w:r>
           </w:p>
         </w:tc>
@@ -419,7 +432,267 @@
           <w:sz w:val="22"/>
           <w:szCs w:val="22"/>
         </w:rPr>
-        <w:t xml:space="preserve">資料2　Claudeが書いた下書きメール</w:t>
+        <w:t xml:space="preserve">資料2　Claudeが実装したコードと説明</w:t>
+      </w:r>
+    </w:p>
+    <w:tbl>
+      <w:tblPr>
+        <w:tblW w:type="dxa" w:w="9638"/>
+        <w:tblBorders>
+          <w:top w:val="single" w:color="B0BEC5" w:sz="4"/>
+          <w:left w:val="single" w:color="B0BEC5" w:sz="4"/>
+          <w:bottom w:val="single" w:color="B0BEC5" w:sz="4"/>
+          <w:right w:val="single" w:color="B0BEC5" w:sz="4"/>
+          <w:insideH w:val="single" w:color="B0BEC5" w:sz="4"/>
+          <w:insideV w:val="single" w:color="B0BEC5" w:sz="4"/>
+        </w:tblBorders>
+        <w:tblLayout w:type="fixed"/>
+      </w:tblPr>
+      <w:tblGrid>
+        <w:gridCol w:w="9638"/>
+      </w:tblGrid>
+      <w:tr>
+        <w:tc>
+          <w:tcPr>
+            <w:tcW w:type="dxa" w:w="9638"/>
+            <w:shd w:fill="F4F6F7" w:color="auto" w:val="clear"/>
+            <w:tcMar>
+              <w:top w:type="dxa" w:w="160"/>
+              <w:left w:type="dxa" w:w="200"/>
+              <w:bottom w:type="dxa" w:w="160"/>
+              <w:right w:type="dxa" w:w="200"/>
+            </w:tcMar>
+          </w:tcPr>
+          <w:p>
+            <w:pPr>
+              <w:spacing w:after="0" w:line="260"/>
+            </w:pPr>
+            <w:r>
+              <w:rPr>
+                <w:rFonts w:ascii="Consolas" w:cs="Consolas" w:eastAsia="Meiryo" w:hAnsi="Consolas"/>
+                <w:sz w:val="18"/>
+                <w:szCs w:val="18"/>
+              </w:rPr>
+              <w:t xml:space="preserve">from datetime import date</w:t>
+            </w:r>
+          </w:p>
+          <w:p>
+            <w:pPr>
+              <w:spacing w:after="0" w:line="260"/>
+            </w:pPr>
+            <w:r>
+              <w:rPr>
+                <w:rFonts w:ascii="Consolas" w:cs="Consolas" w:eastAsia="Meiryo" w:hAnsi="Consolas"/>
+                <w:sz w:val="18"/>
+                <w:szCs w:val="18"/>
+              </w:rPr>
+              <w:t xml:space="preserve"> </w:t>
+            </w:r>
+          </w:p>
+          <w:p>
+            <w:pPr>
+              <w:spacing w:after="0" w:line="260"/>
+            </w:pPr>
+            <w:r>
+              <w:rPr>
+                <w:rFonts w:ascii="Consolas" w:cs="Consolas" w:eastAsia="Meiryo" w:hAnsi="Consolas"/>
+                <w:sz w:val="18"/>
+                <w:szCs w:val="18"/>
+              </w:rPr>
+              <w:t xml:space="preserve">def judge_rank(member, orders, today: date) -&gt; str:</w:t>
+            </w:r>
+          </w:p>
+          <w:p>
+            <w:pPr>
+              <w:spacing w:after="0" w:line="260"/>
+            </w:pPr>
+            <w:r>
+              <w:rPr>
+                <w:rFonts w:ascii="Consolas" w:cs="Consolas" w:eastAsia="Meiryo" w:hAnsi="Consolas"/>
+                <w:sz w:val="18"/>
+                <w:szCs w:val="18"/>
+              </w:rPr>
+              <w:t xml:space="preserve">    """会員ランクを判定する。キャンセル済み注文は除外する。"""</w:t>
+            </w:r>
+          </w:p>
+          <w:p>
+            <w:pPr>
+              <w:spacing w:after="0" w:line="260"/>
+            </w:pPr>
+            <w:r>
+              <w:rPr>
+                <w:rFonts w:ascii="Consolas" w:cs="Consolas" w:eastAsia="Meiryo" w:hAnsi="Consolas"/>
+                <w:sz w:val="18"/>
+                <w:szCs w:val="18"/>
+              </w:rPr>
+              <w:t xml:space="preserve">    if member.withdrawn:</w:t>
+            </w:r>
+          </w:p>
+          <w:p>
+            <w:pPr>
+              <w:spacing w:after="0" w:line="260"/>
+            </w:pPr>
+            <w:r>
+              <w:rPr>
+                <w:rFonts w:ascii="Consolas" w:cs="Consolas" w:eastAsia="Meiryo" w:hAnsi="Consolas"/>
+                <w:sz w:val="18"/>
+                <w:szCs w:val="18"/>
+              </w:rPr>
+              <w:t xml:space="preserve">        return "なし"</w:t>
+            </w:r>
+          </w:p>
+          <w:p>
+            <w:pPr>
+              <w:spacing w:after="0" w:line="260"/>
+            </w:pPr>
+            <w:r>
+              <w:rPr>
+                <w:rFonts w:ascii="Consolas" w:cs="Consolas" w:eastAsia="Meiryo" w:hAnsi="Consolas"/>
+                <w:sz w:val="18"/>
+                <w:szCs w:val="18"/>
+              </w:rPr>
+              <w:t xml:space="preserve"> </w:t>
+            </w:r>
+          </w:p>
+          <w:p>
+            <w:pPr>
+              <w:spacing w:after="0" w:line="260"/>
+            </w:pPr>
+            <w:r>
+              <w:rPr>
+                <w:rFonts w:ascii="Consolas" w:cs="Consolas" w:eastAsia="Meiryo" w:hAnsi="Consolas"/>
+                <w:sz w:val="18"/>
+                <w:szCs w:val="18"/>
+              </w:rPr>
+              <w:t xml:space="preserve">    total = 0</w:t>
+            </w:r>
+          </w:p>
+          <w:p>
+            <w:pPr>
+              <w:spacing w:after="0" w:line="260"/>
+            </w:pPr>
+            <w:r>
+              <w:rPr>
+                <w:rFonts w:ascii="Consolas" w:cs="Consolas" w:eastAsia="Meiryo" w:hAnsi="Consolas"/>
+                <w:sz w:val="18"/>
+                <w:szCs w:val="18"/>
+              </w:rPr>
+              <w:t xml:space="preserve">    for o in orders:</w:t>
+            </w:r>
+          </w:p>
+          <w:p>
+            <w:pPr>
+              <w:spacing w:after="0" w:line="260"/>
+            </w:pPr>
+            <w:r>
+              <w:rPr>
+                <w:rFonts w:ascii="Consolas" w:cs="Consolas" w:eastAsia="Meiryo" w:hAnsi="Consolas"/>
+                <w:sz w:val="18"/>
+                <w:szCs w:val="18"/>
+              </w:rPr>
+              <w:t xml:space="preserve">        if o.ordered_at.year == today.year:  # 直近12か月の注文のみ</w:t>
+            </w:r>
+          </w:p>
+          <w:p>
+            <w:pPr>
+              <w:spacing w:after="0" w:line="260"/>
+            </w:pPr>
+            <w:r>
+              <w:rPr>
+                <w:rFonts w:ascii="Consolas" w:cs="Consolas" w:eastAsia="Meiryo" w:hAnsi="Consolas"/>
+                <w:sz w:val="18"/>
+                <w:szCs w:val="18"/>
+              </w:rPr>
+              <w:t xml:space="preserve">            total += o.amount</w:t>
+            </w:r>
+          </w:p>
+          <w:p>
+            <w:pPr>
+              <w:spacing w:after="0" w:line="260"/>
+            </w:pPr>
+            <w:r>
+              <w:rPr>
+                <w:rFonts w:ascii="Consolas" w:cs="Consolas" w:eastAsia="Meiryo" w:hAnsi="Consolas"/>
+                <w:sz w:val="18"/>
+                <w:szCs w:val="18"/>
+              </w:rPr>
+              <w:t xml:space="preserve"> </w:t>
+            </w:r>
+          </w:p>
+          <w:p>
+            <w:pPr>
+              <w:spacing w:after="0" w:line="260"/>
+            </w:pPr>
+            <w:r>
+              <w:rPr>
+                <w:rFonts w:ascii="Consolas" w:cs="Consolas" w:eastAsia="Meiryo" w:hAnsi="Consolas"/>
+                <w:sz w:val="18"/>
+                <w:szCs w:val="18"/>
+              </w:rPr>
+              <w:t xml:space="preserve">    if total &gt; 100_000:</w:t>
+            </w:r>
+          </w:p>
+          <w:p>
+            <w:pPr>
+              <w:spacing w:after="0" w:line="260"/>
+            </w:pPr>
+            <w:r>
+              <w:rPr>
+                <w:rFonts w:ascii="Consolas" w:cs="Consolas" w:eastAsia="Meiryo" w:hAnsi="Consolas"/>
+                <w:sz w:val="18"/>
+                <w:szCs w:val="18"/>
+              </w:rPr>
+              <w:t xml:space="preserve">        return "ゴールド"</w:t>
+            </w:r>
+          </w:p>
+          <w:p>
+            <w:pPr>
+              <w:spacing w:after="0" w:line="260"/>
+            </w:pPr>
+            <w:r>
+              <w:rPr>
+                <w:rFonts w:ascii="Consolas" w:cs="Consolas" w:eastAsia="Meiryo" w:hAnsi="Consolas"/>
+                <w:sz w:val="18"/>
+                <w:szCs w:val="18"/>
+              </w:rPr>
+              <w:t xml:space="preserve">    elif total &gt;= 30_000:</w:t>
+            </w:r>
+          </w:p>
+          <w:p>
+            <w:pPr>
+              <w:spacing w:after="0" w:line="260"/>
+            </w:pPr>
+            <w:r>
+              <w:rPr>
+                <w:rFonts w:ascii="Consolas" w:cs="Consolas" w:eastAsia="Meiryo" w:hAnsi="Consolas"/>
+                <w:sz w:val="18"/>
+                <w:szCs w:val="18"/>
+              </w:rPr>
+              <w:t xml:space="preserve">        return "シルバー"</w:t>
+            </w:r>
+          </w:p>
+          <w:p>
+            <w:pPr>
+              <w:spacing w:after="0" w:line="260"/>
+            </w:pPr>
+            <w:r>
+              <w:rPr>
+                <w:rFonts w:ascii="Consolas" w:cs="Consolas" w:eastAsia="Meiryo" w:hAnsi="Consolas"/>
+                <w:sz w:val="18"/>
+                <w:szCs w:val="18"/>
+              </w:rPr>
+              <w:t xml:space="preserve">    return "ブロンズ"</w:t>
+            </w:r>
+          </w:p>
+        </w:tc>
+      </w:tr>
+    </w:tbl>
+    <w:p>
+      <w:pPr>
+        <w:spacing w:after="120" w:line="300"/>
+      </w:pPr>
+      <w:r>
+        <w:t xml:space="preserve"/>
       </w:r>
     </w:p>
     <w:tbl>
@@ -451,129 +724,49 @@
           </w:tcPr>
           <w:p>
             <w:pPr>
-              <w:spacing w:after="160" w:line="300"/>
+              <w:spacing w:after="60" w:line="300"/>
             </w:pPr>
             <w:r>
               <w:rPr>
                 <w:b/>
                 <w:bCs/>
-              </w:rPr>
-              <w:t xml:space="preserve">件名：【重要】経費精算ルール変更のお知らせ(4月10日から)</w:t>
-            </w:r>
-          </w:p>
-          <w:p>
-            <w:pPr>
-              <w:spacing w:after="160" w:line="300"/>
-            </w:pPr>
-            <w:r>
-              <w:t xml:space="preserve">各位</w:t>
-            </w:r>
-          </w:p>
-          <w:p>
-            <w:pPr>
-              <w:spacing w:after="160" w:line="300"/>
-            </w:pPr>
-            <w:r>
-              <w:t xml:space="preserve">経理部です。4月10日提出分より、経費精算のルールが変わります。主な変更点は以下の通りです。</w:t>
-            </w:r>
-          </w:p>
-          <w:p>
-            <w:pPr>
-              <w:pStyle w:val="ListParagraph"/>
-              <w:numPr>
-                <w:ilvl w:val="0"/>
-                <w:numId w:val="3"/>
-              </w:numPr>
-              <w:spacing w:after="60" w:line="300"/>
-            </w:pPr>
-            <w:r>
-              <w:t xml:space="preserve">精算システムが新システム(クラウド)に移行します。</w:t>
-            </w:r>
-          </w:p>
-          <w:p>
-            <w:pPr>
-              <w:pStyle w:val="ListParagraph"/>
-              <w:numPr>
-                <w:ilvl w:val="0"/>
-                <w:numId w:val="3"/>
-              </w:numPr>
-              <w:spacing w:after="60" w:line="300"/>
-            </w:pPr>
-            <w:r>
-              <w:t xml:space="preserve">領収書は撮影してアップロードしてください。原本は従来どおり経理部へ提出が必要です。</w:t>
-            </w:r>
-          </w:p>
-          <w:p>
-            <w:pPr>
-              <w:pStyle w:val="ListParagraph"/>
-              <w:numPr>
-                <w:ilvl w:val="0"/>
-                <w:numId w:val="3"/>
-              </w:numPr>
-              <w:spacing w:after="60" w:line="300"/>
-            </w:pPr>
-            <w:r>
-              <w:t xml:space="preserve">申請締切は毎月5日になります。</w:t>
-            </w:r>
-          </w:p>
-          <w:p>
-            <w:pPr>
-              <w:pStyle w:val="ListParagraph"/>
-              <w:numPr>
-                <w:ilvl w:val="0"/>
-                <w:numId w:val="3"/>
-              </w:numPr>
-              <w:spacing w:after="60" w:line="300"/>
-            </w:pPr>
-            <w:r>
-              <w:t xml:space="preserve">承認は直属上長のみとなります。</w:t>
-            </w:r>
-          </w:p>
-          <w:p>
-            <w:pPr>
-              <w:pStyle w:val="ListParagraph"/>
-              <w:numPr>
-                <w:ilvl w:val="0"/>
-                <w:numId w:val="3"/>
-              </w:numPr>
-              <w:spacing w:after="60" w:line="300"/>
-            </w:pPr>
-            <w:r>
-              <w:t xml:space="preserve">一件あたりの精算上限は3万円です。</w:t>
-            </w:r>
-          </w:p>
-          <w:p>
-            <w:pPr>
-              <w:pStyle w:val="ListParagraph"/>
-              <w:numPr>
-                <w:ilvl w:val="0"/>
-                <w:numId w:val="3"/>
-              </w:numPr>
-              <w:spacing w:after="60" w:line="300"/>
-            </w:pPr>
-            <w:r>
-              <w:t xml:space="preserve">交通費はICカード履歴の取り込みに対応します。</w:t>
-            </w:r>
-          </w:p>
-          <w:p>
-            <w:pPr>
-              <w:spacing w:after="160" w:line="300"/>
-            </w:pPr>
-            <w:r>
-              <w:t xml:space="preserve">説明会を3月16日15時からオンラインで行います。ご不明点は経理部までお問い合わせください。</w:t>
-            </w:r>
-          </w:p>
-          <w:p>
-            <w:pPr>
-              <w:spacing w:after="120" w:line="300"/>
-            </w:pPr>
-            <w:r>
-              <w:t xml:space="preserve">経理部</w:t>
+                <w:color w:val="0F4C5C"/>
+              </w:rPr>
+              <w:t xml:space="preserve">Claudeの説明</w:t>
+            </w:r>
+          </w:p>
+          <w:p>
+            <w:pPr>
+              <w:spacing w:after="0" w:line="300"/>
+            </w:pPr>
+            <w:r>
+              <w:t xml:space="preserve">仕様どおり実装しました。退会済み会員は「なし」を返し、キャンセル済み注文は集計から除外しています。直近12か月の判定は ordered_at を使って行っています。境界値(30,000円、100,000円)を含むテストも実施し、すべて合格しています。このままマージして問題ありません。</w:t>
             </w:r>
           </w:p>
         </w:tc>
       </w:tr>
     </w:tbl>
+    <w:p>
+      <w:pPr>
+        <w:spacing w:after="120" w:line="300"/>
+      </w:pPr>
+      <w:r>
+        <w:t xml:space="preserve"/>
+      </w:r>
+    </w:p>
+    <w:p>
+      <w:pPr>
+        <w:spacing w:after="120" w:line="300"/>
+      </w:pPr>
+      <w:r>
+        <w:rPr>
+          <w:color w:val="5C6B73"/>
+          <w:sz w:val="18"/>
+          <w:szCs w:val="18"/>
+        </w:rPr>
+        <w:t xml:space="preserve">コードはPythonですが、言語の細かい知識は不要です。仕様と見比べて読んでください。</w:t>
+      </w:r>
+    </w:p>
     <w:p>
       <w:r>
         <w:br w:type="page"/>
@@ -643,7 +836,7 @@
               <w:spacing w:after="120" w:line="300"/>
             </w:pPr>
             <w:r>
-              <w:t xml:space="preserve">来週、新しく入った派遣スタッフ3名に、社内チャットツールの使い方を説明することになりました。説明時間は15分で、あなたが資料を作ります。</w:t>
+              <w:t xml:space="preserve">あなたのチームは、社内の受注管理システム(Python / FastAPI、DBはPostgreSQL)を保守しています。経理部から「月次の売上データをExcelで集計したいので、CSVでダウンロードできるようにしてほしい」と依頼がありました。この機能をClaudeに実装させることにしました。</w:t>
             </w:r>
           </w:p>
           <w:p>
@@ -669,7 +862,7 @@
               <w:spacing w:after="60" w:line="300"/>
             </w:pPr>
             <w:r>
-              <w:t xml:space="preserve">3名ともPCの操作にあまり慣れていない</w:t>
+              <w:t xml:space="preserve">既存のAPIに /orders(注文一覧取得)があり、認証は既存の仕組みをそのまま使う</w:t>
             </w:r>
           </w:p>
           <w:p>
@@ -682,7 +875,7 @@
               <w:spacing w:after="60" w:line="300"/>
             </w:pPr>
             <w:r>
-              <w:t xml:space="preserve">社内のチャットツールはMicrosoft Teams</w:t>
+              <w:t xml:space="preserve">売上テーブルは約100万行。全件を一度にメモリに載せると落ちる</w:t>
             </w:r>
           </w:p>
           <w:p>
@@ -695,7 +888,7 @@
               <w:spacing w:after="60" w:line="300"/>
             </w:pPr>
             <w:r>
-              <w:t xml:space="preserve">顧客情報をチャットに貼らない、という社内ルールがある</w:t>
+              <w:t xml:space="preserve">顧客の氏名・住所・電話番号は出力してはいけない(社内ルール)</w:t>
             </w:r>
           </w:p>
           <w:p>
@@ -708,7 +901,7 @@
               <w:spacing w:after="60" w:line="300"/>
             </w:pPr>
             <w:r>
-              <w:t xml:space="preserve">上司からは「堅すぎない雰囲気で」と言われている</w:t>
+              <w:t xml:space="preserve">コーディング規約：型ヒント必須。既存のテストを壊さない</w:t>
             </w:r>
           </w:p>
           <w:p>
@@ -721,7 +914,7 @@
               <w:spacing w:after="60" w:line="300"/>
             </w:pPr>
             <w:r>
-              <w:t xml:space="preserve">説明は来週、15分。質問時間は別に取る</w:t>
+              <w:t xml:space="preserve">期限は2週間。レビューしやすいよう、差分は小さく分けたい</w:t>
             </w:r>
           </w:p>
         </w:tc>
@@ -781,18 +974,15 @@
               <w:spacing w:after="0" w:line="300"/>
             </w:pPr>
             <w:r>
-              <w:t xml:space="preserve">この資料を作るために、Claudeに送る最初の依頼文を書いてください。実際にClaudeに送って結果を確かめても構いませんが、提出するのは依頼文そのものです。</w:t>
+              <w:t xml:space="preserve">この機能を実装させるために、Claudeに送る最初の依頼文を書いてください。実際には送りません。提出するのは依頼文そのものです。</w:t>
             </w:r>
           </w:p>
         </w:tc>
       </w:tr>
     </w:tbl>
     <w:p>
-      <w:pPr>
-        <w:spacing w:after="200" w:line="300"/>
-      </w:pPr>
-      <w:r>
-        <w:t xml:space="preserve"/>
+      <w:r>
+        <w:br w:type="page"/>
       </w:r>
     </w:p>
     <w:p>
@@ -808,15 +998,193 @@
           <w:sz w:val="32"/>
           <w:szCs w:val="32"/>
         </w:rPr>
-        <w:t xml:space="preserve">課題C　送り先を決める(5分)</w:t>
-      </w:r>
-    </w:p>
+        <w:t xml:space="preserve">課題C　本番の設定変更を判断する(5分)</w:t>
+      </w:r>
+    </w:p>
+    <w:p>
+      <w:pPr>
+        <w:pStyle w:val="Heading3"/>
+        <w:spacing w:after="80" w:before="200"/>
+      </w:pPr>
+      <w:r>
+        <w:rPr>
+          <w:b/>
+          <w:bCs/>
+          <w:color w:val="E36414"/>
+          <w:sz w:val="22"/>
+          <w:szCs w:val="22"/>
+        </w:rPr>
+        <w:t xml:space="preserve">状況</w:t>
+      </w:r>
+    </w:p>
+    <w:tbl>
+      <w:tblPr>
+        <w:tblW w:type="dxa" w:w="9638"/>
+        <w:tblBorders>
+          <w:top w:val="single" w:color="B0BEC5" w:sz="4"/>
+          <w:left w:val="single" w:color="B0BEC5" w:sz="4"/>
+          <w:bottom w:val="single" w:color="B0BEC5" w:sz="4"/>
+          <w:right w:val="single" w:color="B0BEC5" w:sz="4"/>
+          <w:insideH w:val="single" w:color="B0BEC5" w:sz="4"/>
+          <w:insideV w:val="single" w:color="B0BEC5" w:sz="4"/>
+        </w:tblBorders>
+        <w:tblLayout w:type="fixed"/>
+      </w:tblPr>
+      <w:tblGrid>
+        <w:gridCol w:w="9638"/>
+      </w:tblGrid>
+      <w:tr>
+        <w:tc>
+          <w:tcPr>
+            <w:tcW w:type="dxa" w:w="9638"/>
+            <w:tcMar>
+              <w:top w:type="dxa" w:w="160"/>
+              <w:left w:type="dxa" w:w="200"/>
+              <w:bottom w:type="dxa" w:w="160"/>
+              <w:right w:type="dxa" w:w="200"/>
+            </w:tcMar>
+          </w:tcPr>
+          <w:p>
+            <w:pPr>
+              <w:spacing w:after="120" w:line="300"/>
+            </w:pPr>
+            <w:r>
+              <w:t xml:space="preserve">本番で障害が起きています。あなたが確認した事実は次のとおりです。</w:t>
+            </w:r>
+          </w:p>
+          <w:p>
+            <w:pPr>
+              <w:spacing w:after="60" w:line="300"/>
+            </w:pPr>
+            <w:r>
+              <w:rPr>
+                <w:b/>
+                <w:bCs/>
+                <w:color w:val="0F4C5C"/>
+              </w:rPr>
+              <w:t xml:space="preserve">事実</w:t>
+            </w:r>
+          </w:p>
+          <w:p>
+            <w:pPr>
+              <w:pStyle w:val="ListParagraph"/>
+              <w:numPr>
+                <w:ilvl w:val="0"/>
+                <w:numId w:val="3"/>
+              </w:numPr>
+              <w:spacing w:after="60" w:line="300"/>
+            </w:pPr>
+            <w:r>
+              <w:t xml:space="preserve">昨日から、注文確定画面で500エラーが出る</w:t>
+            </w:r>
+          </w:p>
+          <w:p>
+            <w:pPr>
+              <w:pStyle w:val="ListParagraph"/>
+              <w:numPr>
+                <w:ilvl w:val="0"/>
+                <w:numId w:val="3"/>
+              </w:numPr>
+              <w:spacing w:after="60" w:line="300"/>
+            </w:pPr>
+            <w:r>
+              <w:t xml:space="preserve">エラーが出るのは特定の1ユーザーのみで、何度操作しても再現する。同じ時間帯の他のユーザーは正常</w:t>
+            </w:r>
+          </w:p>
+          <w:p>
+            <w:pPr>
+              <w:pStyle w:val="ListParagraph"/>
+              <w:numPr>
+                <w:ilvl w:val="0"/>
+                <w:numId w:val="3"/>
+              </w:numPr>
+              <w:spacing w:after="60" w:line="300"/>
+            </w:pPr>
+            <w:r>
+              <w:t xml:space="preserve">アプリケーションログには NullPointerException が記録されており、発生箇所は配送先住所を参照するコード。そのユーザーの配送先住所は未登録</w:t>
+            </w:r>
+          </w:p>
+          <w:p>
+            <w:pPr>
+              <w:pStyle w:val="ListParagraph"/>
+              <w:numPr>
+                <w:ilvl w:val="0"/>
+                <w:numId w:val="3"/>
+              </w:numPr>
+              <w:spacing w:after="60" w:line="300"/>
+            </w:pPr>
+            <w:r>
+              <w:t xml:space="preserve">DBの接続数、CPU、メモリはいずれも平常どおり</w:t>
+            </w:r>
+          </w:p>
+          <w:p>
+            <w:pPr>
+              <w:spacing w:after="60" w:line="300"/>
+            </w:pPr>
+            <w:r>
+              <w:t xml:space="preserve"/>
+            </w:r>
+          </w:p>
+          <w:p>
+            <w:pPr>
+              <w:spacing w:after="60" w:line="300"/>
+            </w:pPr>
+            <w:r>
+              <w:rPr>
+                <w:b/>
+                <w:bCs/>
+                <w:color w:val="0F4C5C"/>
+              </w:rPr>
+              <w:t xml:space="preserve">同僚がClaudeに相談したやり取り(抜粋)</w:t>
+            </w:r>
+          </w:p>
+          <w:p>
+            <w:pPr>
+              <w:spacing w:after="80" w:line="300"/>
+            </w:pPr>
+            <w:r>
+              <w:rPr>
+                <w:b/>
+                <w:bCs/>
+              </w:rPr>
+              <w:t xml:space="preserve">同僚：</w:t>
+            </w:r>
+            <w:r>
+              <w:t xml:space="preserve">注文確定画面で500エラーが出ています。原因と対策を教えてください。</w:t>
+            </w:r>
+          </w:p>
+          <w:p>
+            <w:pPr>
+              <w:spacing w:after="80" w:line="300"/>
+            </w:pPr>
+            <w:r>
+              <w:rPr>
+                <w:b/>
+                <w:bCs/>
+              </w:rPr>
+              <w:t xml:space="preserve">Claude：</w:t>
+            </w:r>
+            <w:r>
+              <w:t xml:space="preserve">注文確定時の500エラーは、DBコネクションプールの枯渇やタイムアウトが典型的な原因です。プールサイズを増やし、接続タイムアウトを延ばすことを推奨します。あわせて、失敗時のリトライ処理を追加すると安定します。</w:t>
+            </w:r>
+          </w:p>
+          <w:p>
+            <w:pPr>
+              <w:spacing w:after="0" w:line="300"/>
+            </w:pPr>
+            <w:r>
+              <w:t xml:space="preserve">同僚は「Claudeの推奨どおり、今夜プールサイズを2倍にする設定変更を本番に入れたい」と言っています。</w:t>
+            </w:r>
+          </w:p>
+        </w:tc>
+      </w:tr>
+    </w:tbl>
     <w:p>
       <w:pPr>
         <w:spacing w:after="120" w:line="300"/>
       </w:pPr>
       <w:r>
-        <w:t xml:space="preserve">課題Aで仕上げたメールを、誰に送るべきか考えます。</w:t>
+        <w:t xml:space="preserve"/>
       </w:r>
     </w:p>
     <w:tbl>
@@ -865,7 +1233,7 @@
               <w:spacing w:after="0" w:line="300"/>
             </w:pPr>
             <w:r>
-              <w:t xml:space="preserve">このメールを誰に送るべきか、Claudeに相談してください。Claudeの提案と、あなたの最終判断を、理由とともに提出用紙に書いてください。提案と判断が違っていても構いません。</w:t>
+              <w:t xml:space="preserve">同僚が提案する設定変更(プールサイズを2倍にする)に賛成しますか。あなたの判断と、その理由を提出用紙に書いてください。</w:t>
             </w:r>
           </w:p>
         </w:tc>
@@ -947,14 +1315,14 @@
                 <w:sz w:val="19"/>
                 <w:szCs w:val="19"/>
               </w:rPr>
-              <w:t xml:space="preserve">1　課題A　仕上げたメール本文</w:t>
+              <w:t xml:space="preserve">1　課題A　問題のある箇所と理由　／　判断：　□ マージ可　　□ 修正が必要</w:t>
             </w:r>
           </w:p>
         </w:tc>
       </w:tr>
       <w:tr>
         <w:trPr>
-          <w:trHeight w:val="4600" w:hRule="atLeast"/>
+          <w:trHeight w:val="4200" w:hRule="atLeast"/>
         </w:trPr>
         <w:tc>
           <w:tcPr>
@@ -1022,7 +1390,7 @@
       </w:tr>
       <w:tr>
         <w:trPr>
-          <w:trHeight w:val="2600" w:hRule="atLeast"/>
+          <w:trHeight w:val="2800" w:hRule="atLeast"/>
         </w:trPr>
         <w:tc>
           <w:tcPr>
@@ -1083,7 +1451,7 @@
                 <w:sz w:val="19"/>
                 <w:szCs w:val="19"/>
               </w:rPr>
-              <w:t xml:space="preserve">3　課題C　Claudeの提案 ／ あなたの最終判断と理由</w:t>
+              <w:t xml:space="preserve">3　課題C　判断：　□ 賛成　　□ 反対・保留　　／　理由</w:t>
             </w:r>
           </w:p>
         </w:tc>
@@ -1315,6 +1683,18 @@
     </w:lvl>
   </w:abstractNum>
   <w:abstractNum w:abstractNumId="5" w15:restartNumberingAfterBreak="0">
+    <w:multiLevelType w:val="hybridMultilevel"/>
+    <w:lvl w:ilvl="0" w15:tentative="1">
+      <w:start w:val="1"/>
+      <w:numFmt w:val="decimal"/>
+      <w:lvlText w:val="%1."/>
+      <w:lvlJc w:val="left"/>
+      <w:pPr>
+        <w:ind w:left="480" w:hanging="300"/>
+      </w:pPr>
+    </w:lvl>
+  </w:abstractNum>
+  <w:abstractNum w:abstractNumId="6" w15:restartNumberingAfterBreak="0">
     <w:multiLevelType w:val="hybridMultilevel"/>
     <w:lvl w:ilvl="0" w15:tentative="1">
       <w:start w:val="1"/>
